--- a/Final Report Documentation/25-26 Project Final Report 1.docx
+++ b/Final Report Documentation/25-26 Project Final Report 1.docx
@@ -21,17 +21,9 @@
         <mc:AlternateContent>
           <mc:Choice Requires="wpg">
             <w:drawing>
-              <wp:anchor distT="0" distB="0" distL="0" distR="0" simplePos="0" relativeHeight="15729152" behindDoc="0" locked="0" layoutInCell="1" allowOverlap="1" wp14:anchorId="4A398A3E" wp14:editId="07777777">
-                <wp:simplePos x="0" y="0"/>
-                <wp:positionH relativeFrom="page">
-                  <wp:posOffset>1216128</wp:posOffset>
-                </wp:positionH>
-                <wp:positionV relativeFrom="page">
-                  <wp:posOffset>2492374</wp:posOffset>
-                </wp:positionV>
+              <wp:inline distT="0" distB="0" distL="0" distR="0" wp14:anchorId="4A398A3E" wp14:editId="10092CB7">
                 <wp:extent cx="5854065" cy="106680"/>
-                <wp:effectExtent l="0" t="0" r="0" b="0"/>
-                <wp:wrapNone/>
+                <wp:effectExtent l="0" t="0" r="0" b="7620"/>
                 <wp:docPr id="3" name="Group 3"/>
                 <wp:cNvGraphicFramePr>
                   <a:graphicFrameLocks xmlns:a="http://schemas.openxmlformats.org/drawingml/2006/main"/>
@@ -56,7 +48,7 @@
                           <pic:cNvPicPr/>
                         </pic:nvPicPr>
                         <pic:blipFill>
-                          <a:blip r:embed="rId7" cstate="print"/>
+                          <a:blip r:embed="rId8" cstate="print"/>
                           <a:stretch>
                             <a:fillRect/>
                           </a:stretch>
@@ -2540,12 +2532,12 @@
                     </wpg:wgp>
                   </a:graphicData>
                 </a:graphic>
-              </wp:anchor>
+              </wp:inline>
             </w:drawing>
           </mc:Choice>
           <mc:Fallback>
             <w:pict>
-              <v:group w14:anchorId="7D8B15F1" id="Group 3" o:spid="_x0000_s1026" style="position:absolute;margin-left:95.75pt;margin-top:196.25pt;width:460.95pt;height:8.4pt;z-index:15729152;mso-wrap-distance-left:0;mso-wrap-distance-right:0;mso-position-horizontal-relative:page;mso-position-vertical-relative:page" coordsize="58540,1066" o:gfxdata="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">
+              <v:group w14:anchorId="1ECA02B0" id="Group 3" o:spid="_x0000_s1026" style="width:460.95pt;height:8.4pt;mso-position-horizontal-relative:char;mso-position-vertical-relative:line" coordsize="58540,1066" o:gfxdata="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">
                 <v:shapetype id="_x0000_t75" coordsize="21600,21600" o:spt="75" o:preferrelative="t" path="m@4@5l@4@11@9@11@9@5xe" filled="f" stroked="f">
                   <v:stroke joinstyle="miter"/>
                   <v:formulas>
@@ -2566,13 +2558,13 @@
                   <o:lock v:ext="edit" aspectratio="t"/>
                 </v:shapetype>
                 <v:shape id="Image 4" o:spid="_x0000_s1027" type="#_x0000_t75" style="position:absolute;top:15;width:58537;height:1049;visibility:visible;mso-wrap-style:square" o:gfxdata="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">
-                  <v:imagedata r:id="rId8" o:title=""/>
+                  <v:imagedata r:id="rId9" o:title=""/>
                 </v:shape>
                 <v:shape id="Graphic 5" o:spid="_x0000_s1028" style="position:absolute;left:345;width:57150;height:285;visibility:visible;mso-wrap-style:square;v-text-anchor:top" coordsize="5715000,28575" o:gfxdata="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" path="m14287,l6388,,,6476,,22225r6388,6350l14287,28575,14287,xem100012,19050r-85725,l14287,28575r85725,l100012,19050xem107886,r-7874,l100012,28575r7874,l114236,22225r,-15749l107886,xem100012,l14287,r,9525l100012,9525r,-9525xem214312,r-7874,l199961,6476r,15749l206438,28575r7874,l214312,xem300037,19050r-85725,l214312,28575r85725,l300037,19050xem307911,r-7874,l300037,28575r7874,l314261,22225r,-15749l307911,xem300037,l214312,r,9525l300037,9525r,-9525xem414337,r-7874,l399986,6476r,15749l406463,28575r7874,l414337,xem500062,19050r-85725,l414337,28575r85725,l500062,19050xem507936,r-7874,l500062,28575r7874,l514286,22225r,-15749l507936,xem500062,l414337,r,9525l500062,9525r,-9525xem614362,r-7874,l600011,6476r,15749l606488,28575r7874,l614362,xem700087,19050r-85725,l614362,28575r85725,l700087,19050xem707961,r-7874,l700087,28575r7874,l714311,22225r,-15749l707961,xem700087,l614362,r,9525l700087,9525r,-9525xem814387,r-7874,l800036,6476r,15749l806513,28575r7874,l814387,xem900112,19050r-85725,l814387,28575r85725,l900112,19050xem907986,r-7874,l900112,28575r7874,l914336,22225r,-15749l907986,xem900112,l814387,r,9525l900112,9525r,-9525xem1014412,r-7874,l1000061,6476r,15749l1006538,28575r7874,l1014412,xem1100137,19050r-85725,l1014412,28575r85725,l1100137,19050xem1108011,r-7874,l1100137,28575r7874,l1114361,22225r,-15749l1108011,xem1100137,r-85725,l1014412,9525r85725,l1100137,xem1214437,r-7874,l1200086,6476r,15749l1206563,28575r7874,l1214437,xem1300162,19050r-85725,l1214437,28575r85725,l1300162,19050xem1308036,r-7874,l1300162,28575r7874,l1314386,22225r,-15749l1308036,xem1300162,r-85725,l1214437,9525r85725,l1300162,xem1414462,r-7874,l1400111,6476r,15749l1406588,28575r7874,l1414462,xem1500187,19050r-85725,l1414462,28575r85725,l1500187,19050xem1508061,r-7874,l1500187,28575r7874,l1514411,22225r,-15749l1508061,xem1500187,r-85725,l1414462,9525r85725,l1500187,xem1614487,r-7874,l1600136,6476r,15749l1606613,28575r7874,l1614487,xem1700212,19050r-85725,l1614487,28575r85725,l1700212,19050xem1708086,r-7874,l1700212,28575r7874,l1714436,22225r,-15749l1708086,xem1700212,r-85725,l1614487,9525r85725,l1700212,xem1814512,r-7874,l1800161,6476r,15749l1806638,28575r7874,l1814512,xem1900237,19050r-85725,l1814512,28575r85725,l1900237,19050xem1908111,r-7874,l1900237,28575r7874,l1914461,22225r,-15749l1908111,xem1900237,r-85725,l1814512,9525r85725,l1900237,xem2014537,r-7874,l2000186,6476r,15749l2006663,28575r7874,l2014537,xem2100262,19050r-85725,l2014537,28575r85725,l2100262,19050xem2108136,r-7874,l2100262,28575r7874,l2114486,22225r,-15749l2108136,xem2100262,r-85725,l2014537,9525r85725,l2100262,xem2214562,r-7874,l2200211,6476r,15749l2206688,28575r7874,l2214562,xem2300287,19050r-85725,l2214562,28575r85725,l2300287,19050xem2308161,r-7874,l2300287,28575r7874,l2314511,22225r,-15749l2308161,xem2300287,r-85725,l2214562,9525r85725,l2300287,xem2414587,r-7874,l2400236,6476r,15749l2406713,28575r7874,l2414587,xem2500312,19050r-85725,l2414587,28575r85725,l2500312,19050xem2508186,r-7874,l2500312,28575r7874,l2514536,22225r,-15749l2508186,xem2500312,r-85725,l2414587,9525r85725,l2500312,xem2614612,r-7874,l2600261,6476r,15749l2606738,28575r7874,l2614612,xem2700337,19050r-85725,l2614612,28575r85725,l2700337,19050xem2708211,r-7874,l2700337,28575r7874,l2714561,22225r,-15749l2708211,xem2700337,r-85725,l2614612,9525r85725,l2700337,xem2814637,r-7874,l2800286,6476r,15749l2806763,28575r7874,l2814637,xem2900362,19050r-85725,l2814637,28575r85725,l2900362,19050xem2908236,r-7874,l2900362,28575r7874,l2914586,22225r,-15749l2908236,xem2900362,r-85725,l2814637,9525r85725,l2900362,xem3014662,r-7874,l3000311,6476r,15749l3006788,28575r7874,l3014662,xem3100387,19050r-85725,l3014662,28575r85725,l3100387,19050xem3108261,r-7874,l3100387,28575r7874,l3114611,22225r,-15749l3108261,xem3100387,r-85725,l3014662,9525r85725,l3100387,xem3214687,r-7874,l3200336,6476r,15749l3206813,28575r7874,l3214687,xem3300412,19050r-85725,l3214687,28575r85725,l3300412,19050xem3308286,r-7874,l3300412,28575r7874,l3314636,22225r,-15749l3308286,xem3300412,r-85725,l3214687,9525r85725,l3300412,xem3414712,r-7874,l3400361,6476r,15749l3406838,28575r7874,l3414712,xem3500437,19050r-85725,l3414712,28575r85725,l3500437,19050xem3508311,r-7874,l3500437,28575r7874,l3514661,22225r,-15749l3508311,xem3500437,r-85725,l3414712,9525r85725,l3500437,xem3614737,r-7874,l3600386,6476r,15749l3606863,28575r7874,l3614737,xem3700462,19050r-85725,l3614737,28575r85725,l3700462,19050xem3708336,r-7874,l3700462,28575r7874,l3714686,22225r,-15749l3708336,xem3700462,r-85725,l3614737,9525r85725,l3700462,xem3814762,r-7874,l3800411,6476r,15749l3806888,28575r7874,l3814762,xem3900487,19050r-85725,l3814762,28575r85725,l3900487,19050xem3908361,r-7874,l3900487,28575r7874,l3914711,22225r,-15749l3908361,xem3900487,r-85725,l3814762,9525r85725,l3900487,xem4014787,r-7874,l4000436,6476r,15749l4006913,28575r7874,l4014787,xem4100512,19050r-85725,l4014787,28575r85725,l4100512,19050xem4108386,r-7874,l4100512,28575r7874,l4114736,22225r,-15749l4108386,xem4100512,r-85725,l4014787,9525r85725,l4100512,xem4214812,r-7874,l4200461,6476r,15749l4206938,28575r7874,l4214812,xem4300537,19050r-85725,l4214812,28575r85725,l4300537,19050xem4308411,r-7874,l4300537,28575r7874,l4314761,22225r,-15749l4308411,xem4300537,r-85725,l4214812,9525r85725,l4300537,xem4414837,r-7874,l4400486,6476r,15749l4406963,28575r7874,l4414837,xem4500562,19050r-85725,l4414837,28575r85725,l4500562,19050xem4508436,r-7874,l4500562,28575r7874,l4514786,22225r,-15749l4508436,xem4500562,r-85725,l4414837,9525r85725,l4500562,xem4614862,r-7874,l4600511,6476r,15749l4606988,28575r7874,l4614862,xem4700587,19050r-85725,l4614862,28575r85725,l4700587,19050xem4708461,r-7874,l4700587,28575r7874,l4714811,22225r,-15749l4708461,xem4700587,r-85725,l4614862,9525r85725,l4700587,xem4814887,r-7874,l4800536,6476r,15749l4807013,28575r7874,l4814887,xem4900612,19050r-85725,l4814887,28575r85725,l4900612,19050xem4908486,r-7874,l4900612,28575r7874,l4914836,22225r,-15749l4908486,xem4900612,r-85725,l4814887,9525r85725,l4900612,xem5014912,r-7874,l5000561,6476r,15749l5007038,28575r7874,l5014912,xem5100637,19050r-85725,l5014912,28575r85725,l5100637,19050xem5108511,r-7874,l5100637,28575r7874,l5114861,22225r,-15749l5108511,xem5100637,r-85725,l5014912,9525r85725,l5100637,xem5214937,r-7874,l5200586,6476r,15749l5207063,28575r7874,l5214937,xem5300662,19050r-85725,l5214937,28575r85725,l5300662,19050xem5308536,r-7874,l5300662,28575r7874,l5314886,22225r,-15749l5308536,xem5300662,r-85725,l5214937,9525r85725,l5300662,xem5414962,r-7874,l5400611,6476r,15749l5407088,28575r7874,l5414962,xem5500687,19050r-85725,l5414962,28575r85725,l5500687,19050xem5508561,r-7874,l5500687,28575r7874,l5514911,22225r,-15749l5508561,xem5500687,r-85725,l5414962,9525r85725,l5500687,xem5614987,r-7874,l5600636,6476r,15749l5607113,28575r7874,l5614987,xem5700712,19050r-85725,l5614987,28575r85725,l5700712,19050xem5708586,r-7874,l5700712,28575r7874,l5714936,22225r,-15749l5708586,xem5700712,r-85725,l5614987,9525r85725,l5700712,xe" fillcolor="#0d2841" stroked="f">
                   <v:fill opacity="50372f"/>
                   <v:path arrowok="t"/>
                 </v:shape>
-                <w10:wrap anchorx="page" anchory="page"/>
+                <w10:anchorlock/>
               </v:group>
             </w:pict>
           </mc:Fallback>
@@ -2876,7 +2868,7 @@
                     <pic:cNvPicPr/>
                   </pic:nvPicPr>
                   <pic:blipFill>
-                    <a:blip r:embed="rId9">
+                    <a:blip r:embed="rId10">
                       <a:extLst>
                         <a:ext uri="{28A0092B-C50C-407E-A947-70E740481C1C}">
                           <a14:useLocalDpi xmlns:a14="http://schemas.microsoft.com/office/drawing/2010/main"/>
@@ -3312,7 +3304,7 @@
                           <pic:cNvPicPr/>
                         </pic:nvPicPr>
                         <pic:blipFill>
-                          <a:blip r:embed="rId10" cstate="print"/>
+                          <a:blip r:embed="rId11" cstate="print"/>
                           <a:stretch>
                             <a:fillRect/>
                           </a:stretch>
@@ -5801,9 +5793,9 @@
           </mc:Choice>
           <mc:Fallback>
             <w:pict>
-              <v:group w14:anchorId="21E5DB27" id="Group 6" o:spid="_x0000_s1026" style="position:absolute;margin-left:88.1pt;margin-top:591.65pt;width:460.95pt;height:7.75pt;z-index:251659264;mso-wrap-distance-left:0;mso-wrap-distance-right:0;mso-position-horizontal-relative:page;mso-position-vertical-relative:page" coordsize="58540,984" o:gfxdata="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">
+              <v:group w14:anchorId="000ADAD1" id="Group 6" o:spid="_x0000_s1026" style="position:absolute;margin-left:88.1pt;margin-top:591.65pt;width:460.95pt;height:7.75pt;z-index:251659264;mso-wrap-distance-left:0;mso-wrap-distance-right:0;mso-position-horizontal-relative:page;mso-position-vertical-relative:page" coordsize="58540,984" o:gfxdata="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">
                 <v:shape id="Image 7" o:spid="_x0000_s1027" type="#_x0000_t75" style="position:absolute;top:21;width:58537;height:962;visibility:visible;mso-wrap-style:square" o:gfxdata="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">
-                  <v:imagedata r:id="rId11" o:title=""/>
+                  <v:imagedata r:id="rId12" o:title=""/>
                 </v:shape>
                 <v:shape id="Graphic 8" o:spid="_x0000_s1028" style="position:absolute;left:345;width:57150;height:285;visibility:visible;mso-wrap-style:square;v-text-anchor:top" coordsize="5715000,28575" o:gfxdata="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" path="m14287,l6400,,,6476,,22225r6400,6350l14287,28575,14287,xem100012,19050r-85725,l14287,28575r85725,l100012,19050xem107886,r-7874,l100012,28575r7874,l114236,22225r,-15749l107886,xem100012,l14287,r,9525l100012,9525r,-9525xem214312,r-7874,l199961,6476r,15749l206438,28575r7874,l214312,xem300037,19050r-85725,l214312,28575r85725,l300037,19050xem307911,r-7874,l300037,28575r7874,l314261,22225r,-15749l307911,xem300037,l214312,r,9525l300037,9525r,-9525xem414337,r-7874,l399986,6476r,15749l406463,28575r7874,l414337,xem500062,19050r-85725,l414337,28575r85725,l500062,19050xem507936,r-7874,l500062,28575r7874,l514286,22225r,-15749l507936,xem500062,l414337,r,9525l500062,9525r,-9525xem614362,r-7874,l600011,6476r,15749l606488,28575r7874,l614362,xem700087,19050r-85725,l614362,28575r85725,l700087,19050xem707961,r-7874,l700087,28575r7874,l714311,22225r,-15749l707961,xem700087,l614362,r,9525l700087,9525r,-9525xem814387,r-7874,l800036,6476r,15749l806513,28575r7874,l814387,xem900112,19050r-85725,l814387,28575r85725,l900112,19050xem907986,r-7874,l900112,28575r7874,l914336,22225r,-15749l907986,xem900112,l814387,r,9525l900112,9525r,-9525xem1014412,r-7874,l1000061,6476r,15749l1006538,28575r7874,l1014412,xem1100137,19050r-85725,l1014412,28575r85725,l1100137,19050xem1108011,r-7874,l1100137,28575r7874,l1114361,22225r,-15749l1108011,xem1100137,r-85725,l1014412,9525r85725,l1100137,xem1214437,r-7874,l1200086,6476r,15749l1206563,28575r7874,l1214437,xem1300162,19050r-85725,l1214437,28575r85725,l1300162,19050xem1308036,r-7874,l1300162,28575r7874,l1314386,22225r,-15749l1308036,xem1300162,r-85725,l1214437,9525r85725,l1300162,xem1414462,r-7874,l1400111,6476r,15749l1406588,28575r7874,l1414462,xem1500187,19050r-85725,l1414462,28575r85725,l1500187,19050xem1508061,r-7874,l1500187,28575r7874,l1514411,22225r,-15749l1508061,xem1500187,r-85725,l1414462,9525r85725,l1500187,xem1614487,r-7874,l1600136,6476r,15749l1606613,28575r7874,l1614487,xem1700212,19050r-85725,l1614487,28575r85725,l1700212,19050xem1708086,r-7874,l1700212,28575r7874,l1714436,22225r,-15749l1708086,xem1700212,r-85725,l1614487,9525r85725,l1700212,xem1814512,r-7874,l1800161,6476r,15749l1806638,28575r7874,l1814512,xem1900237,19050r-85725,l1814512,28575r85725,l1900237,19050xem1908111,r-7874,l1900237,28575r7874,l1914461,22225r,-15749l1908111,xem1900237,r-85725,l1814512,9525r85725,l1900237,xem2014537,r-7874,l2000186,6476r,15749l2006663,28575r7874,l2014537,xem2100262,19050r-85725,l2014537,28575r85725,l2100262,19050xem2108136,r-7874,l2100262,28575r7874,l2114486,22225r,-15749l2108136,xem2100262,r-85725,l2014537,9525r85725,l2100262,xem2214562,r-7874,l2200211,6476r,15749l2206688,28575r7874,l2214562,xem2300287,19050r-85725,l2214562,28575r85725,l2300287,19050xem2308161,r-7874,l2300287,28575r7874,l2314511,22225r,-15749l2308161,xem2300287,r-85725,l2214562,9525r85725,l2300287,xem2414587,r-7874,l2400236,6476r,15749l2406713,28575r7874,l2414587,xem2500312,19050r-85725,l2414587,28575r85725,l2500312,19050xem2508186,r-7874,l2500312,28575r7874,l2514536,22225r,-15749l2508186,xem2500312,r-85725,l2414587,9525r85725,l2500312,xem2614612,r-7874,l2600261,6476r,15749l2606738,28575r7874,l2614612,xem2700337,19050r-85725,l2614612,28575r85725,l2700337,19050xem2708211,r-7874,l2700337,28575r7874,l2714561,22225r,-15749l2708211,xem2700337,r-85725,l2614612,9525r85725,l2700337,xem2814637,r-7874,l2800286,6476r,15749l2806763,28575r7874,l2814637,xem2900362,19050r-85725,l2814637,28575r85725,l2900362,19050xem2908236,r-7874,l2900362,28575r7874,l2914586,22225r,-15749l2908236,xem2900362,r-85725,l2814637,9525r85725,l2900362,xem3014662,r-7874,l3000311,6476r,15749l3006788,28575r7874,l3014662,xem3100387,19050r-85725,l3014662,28575r85725,l3100387,19050xem3108261,r-7874,l3100387,28575r7874,l3114611,22225r,-15749l3108261,xem3100387,r-85725,l3014662,9525r85725,l3100387,xem3214687,r-7874,l3200336,6476r,15749l3206813,28575r7874,l3214687,xem3300412,19050r-85725,l3214687,28575r85725,l3300412,19050xem3308286,r-7874,l3300412,28575r7874,l3314636,22225r,-15749l3308286,xem3300412,r-85725,l3214687,9525r85725,l3300412,xem3414712,r-7874,l3400361,6476r,15749l3406838,28575r7874,l3414712,xem3500437,19050r-85725,l3414712,28575r85725,l3500437,19050xem3508311,r-7874,l3500437,28575r7874,l3514661,22225r,-15749l3508311,xem3500437,r-85725,l3414712,9525r85725,l3500437,xem3614737,r-7874,l3600386,6476r,15749l3606863,28575r7874,l3614737,xem3700462,19050r-85725,l3614737,28575r85725,l3700462,19050xem3708336,r-7874,l3700462,28575r7874,l3714686,22225r,-15749l3708336,xem3700462,r-85725,l3614737,9525r85725,l3700462,xem3814762,r-7874,l3800411,6476r,15749l3806888,28575r7874,l3814762,xem3900487,19050r-85725,l3814762,28575r85725,l3900487,19050xem3908361,r-7874,l3900487,28575r7874,l3914711,22225r,-15749l3908361,xem3900487,r-85725,l3814762,9525r85725,l3900487,xem4014787,r-7874,l4000436,6476r,15749l4006913,28575r7874,l4014787,xem4100512,19050r-85725,l4014787,28575r85725,l4100512,19050xem4108386,r-7874,l4100512,28575r7874,l4114736,22225r,-15749l4108386,xem4100512,r-85725,l4014787,9525r85725,l4100512,xem4214812,r-7874,l4200461,6476r,15749l4206938,28575r7874,l4214812,xem4300537,19050r-85725,l4214812,28575r85725,l4300537,19050xem4308411,r-7874,l4300537,28575r7874,l4314761,22225r,-15749l4308411,xem4300537,r-85725,l4214812,9525r85725,l4300537,xem4414837,r-7874,l4400486,6476r,15749l4406963,28575r7874,l4414837,xem4500562,19050r-85725,l4414837,28575r85725,l4500562,19050xem4508436,r-7874,l4500562,28575r7874,l4514786,22225r,-15749l4508436,xem4500562,r-85725,l4414837,9525r85725,l4500562,xem4614862,r-7874,l4600511,6476r,15749l4606988,28575r7874,l4614862,xem4700587,19050r-85725,l4614862,28575r85725,l4700587,19050xem4708461,r-7874,l4700587,28575r7874,l4714811,22225r,-15749l4708461,xem4700587,r-85725,l4614862,9525r85725,l4700587,xem4814887,r-7874,l4800536,6476r,15749l4807013,28575r7874,l4814887,xem4900612,19050r-85725,l4814887,28575r85725,l4900612,19050xem4908486,r-7874,l4900612,28575r7874,l4914836,22225r,-15749l4908486,xem4900612,r-85725,l4814887,9525r85725,l4900612,xem5014912,r-7874,l5000561,6476r,15749l5007038,28575r7874,l5014912,xem5100637,19050r-85725,l5014912,28575r85725,l5100637,19050xem5108511,r-7874,l5100637,28575r7874,l5114861,22225r,-15749l5108511,xem5100637,r-85725,l5014912,9525r85725,l5100637,xem5214937,r-7874,l5200586,6476r,15749l5207063,28575r7874,l5214937,xem5300662,19050r-85725,l5214937,28575r85725,l5300662,19050xem5308536,r-7874,l5300662,28575r7874,l5314886,22225r,-15749l5308536,xem5300662,r-85725,l5214937,9525r85725,l5300662,xem5414962,r-7874,l5400611,6476r,15749l5407088,28575r7874,l5414962,xem5500687,19050r-85725,l5414962,28575r85725,l5500687,19050xem5508561,r-7874,l5500687,28575r7874,l5514911,22225r,-15749l5508561,xem5500687,r-85725,l5414962,9525r85725,l5500687,xem5614987,r-7874,l5600636,6476r,15749l5607113,28575r7874,l5614987,xem5700712,19050r-85725,l5614987,28575r85725,l5700712,19050xem5708586,r-7874,l5700712,28575r7874,l5714936,22225r,-15749l5708586,xem5700712,r-85725,l5614987,9525r85725,l5700712,xe" fillcolor="#0d2841" stroked="f">
                   <v:fill opacity="50372f"/>
@@ -5835,7 +5827,7 @@
           <w:szCs w:val="12"/>
         </w:rPr>
         <w:sectPr>
-          <w:headerReference w:type="default" r:id="rId12"/>
+          <w:headerReference w:type="default" r:id="rId13"/>
           <w:type w:val="continuous"/>
           <w:pgSz w:w="11920" w:h="16850"/>
           <w:pgMar w:top="2000" w:right="1275" w:bottom="280" w:left="1700" w:header="992" w:footer="0" w:gutter="0"/>
@@ -6063,7 +6055,13 @@
           </w:pPr>
           <w:hyperlink w:anchor="_bookmark2" w:history="1">
             <w:r>
-              <w:t>Introduction</w:t>
+              <w:t>Introduc</w:t>
+            </w:r>
+            <w:r>
+              <w:t>t</w:t>
+            </w:r>
+            <w:r>
+              <w:t>ion</w:t>
             </w:r>
             <w:r>
               <w:rPr>
@@ -6072,10 +6070,7 @@
               <w:t xml:space="preserve"> </w:t>
             </w:r>
             <w:r>
-              <w:t>a</w:t>
-            </w:r>
-            <w:r>
-              <w:t>nd</w:t>
+              <w:t>and</w:t>
             </w:r>
             <w:r>
               <w:rPr>
@@ -7542,28 +7537,43 @@
           <w:tab w:val="left" w:pos="703"/>
         </w:tabs>
         <w:ind w:left="703" w:hanging="476"/>
+        <w:rPr>
+          <w:rFonts w:asciiTheme="minorHAnsi" w:hAnsiTheme="minorHAnsi" w:cstheme="minorHAnsi"/>
+          <w:color w:val="000000" w:themeColor="text1"/>
+          <w:sz w:val="28"/>
+          <w:szCs w:val="28"/>
+        </w:rPr>
       </w:pPr>
       <w:bookmarkStart w:id="1" w:name="_bookmark2"/>
       <w:bookmarkEnd w:id="1"/>
       <w:r>
         <w:rPr>
-          <w:color w:val="0E4660"/>
+          <w:rFonts w:asciiTheme="minorHAnsi" w:hAnsiTheme="minorHAnsi" w:cstheme="minorHAnsi"/>
+          <w:color w:val="000000" w:themeColor="text1"/>
           <w:spacing w:val="-6"/>
+          <w:sz w:val="28"/>
+          <w:szCs w:val="28"/>
         </w:rPr>
         <w:lastRenderedPageBreak/>
         <w:t>Introduction and</w:t>
       </w:r>
       <w:r>
         <w:rPr>
-          <w:color w:val="0E4660"/>
+          <w:rFonts w:asciiTheme="minorHAnsi" w:hAnsiTheme="minorHAnsi" w:cstheme="minorHAnsi"/>
+          <w:color w:val="000000" w:themeColor="text1"/>
           <w:spacing w:val="-4"/>
-        </w:rPr>
-        <w:t xml:space="preserve"> </w:t>
-      </w:r>
-      <w:r>
-        <w:rPr>
-          <w:color w:val="0E4660"/>
+          <w:sz w:val="28"/>
+          <w:szCs w:val="28"/>
+        </w:rPr>
+        <w:t xml:space="preserve"> </w:t>
+      </w:r>
+      <w:r>
+        <w:rPr>
+          <w:rFonts w:asciiTheme="minorHAnsi" w:hAnsiTheme="minorHAnsi" w:cstheme="minorHAnsi"/>
+          <w:color w:val="000000" w:themeColor="text1"/>
           <w:spacing w:val="-6"/>
+          <w:sz w:val="28"/>
+          <w:szCs w:val="28"/>
         </w:rPr>
         <w:t>Context</w:t>
       </w:r>
@@ -7575,28 +7585,10 @@
         <w:ind w:right="119"/>
       </w:pPr>
       <w:r>
-        <w:t xml:space="preserve">This report aims to discuss and explore </w:t>
-      </w:r>
-      <w:r>
-        <w:t>alternative</w:t>
-      </w:r>
-      <w:r>
-        <w:t xml:space="preserve"> input </w:t>
-      </w:r>
-      <w:r>
-        <w:t>methods</w:t>
-      </w:r>
-      <w:r>
-        <w:t xml:space="preserve"> that can shape gameplay, immersion, and player experience. The interaction that the player has while playing a game in terms of the player experience is significantly influenced by the input device they</w:t>
-      </w:r>
-      <w:r>
-        <w:rPr>
-          <w:spacing w:val="-1"/>
-        </w:rPr>
-        <w:t xml:space="preserve"> </w:t>
-      </w:r>
-      <w:r>
-        <w:t>use (</w:t>
+        <w:t xml:space="preserve">This report aims to examine alternative game controllers and their impact on gameplay, immersion and overall player experience. The choice of input device plays a significant role in determining the players’ interaction with a game. </w:t>
+      </w:r>
+      <w:r>
+        <w:t>(</w:t>
       </w:r>
       <w:proofErr w:type="spellStart"/>
       <w:r>
@@ -7621,215 +7613,54 @@
         <w:t>, 2024).</w:t>
       </w:r>
       <w:r>
-        <w:rPr>
-          <w:spacing w:val="-5"/>
-        </w:rPr>
-        <w:t xml:space="preserve"> </w:t>
-      </w:r>
-      <w:r>
-        <w:t>The aim is to develop a game around the controller that will also be developed over time</w:t>
-      </w:r>
-      <w:r>
-        <w:rPr>
-          <w:spacing w:val="40"/>
-        </w:rPr>
-        <w:t xml:space="preserve"> </w:t>
-      </w:r>
-      <w:r>
-        <w:t>during the project phase. This report will also be: exploring the importance of alternative controllers such as VR, adaptive hardware and motion controls; how they</w:t>
-      </w:r>
-      <w:r>
-        <w:rPr>
-          <w:spacing w:val="-2"/>
-        </w:rPr>
-        <w:t xml:space="preserve"> </w:t>
-      </w:r>
-      <w:r>
-        <w:t>can</w:t>
-      </w:r>
-      <w:r>
-        <w:rPr>
-          <w:spacing w:val="-4"/>
-        </w:rPr>
-        <w:t xml:space="preserve"> </w:t>
-      </w:r>
-      <w:r>
-        <w:t>affect</w:t>
-      </w:r>
-      <w:r>
-        <w:rPr>
-          <w:spacing w:val="-4"/>
-        </w:rPr>
-        <w:t xml:space="preserve"> </w:t>
-      </w:r>
-      <w:r>
-        <w:t>accessibility;</w:t>
-      </w:r>
-      <w:r>
-        <w:rPr>
-          <w:spacing w:val="-3"/>
-        </w:rPr>
-        <w:t xml:space="preserve"> </w:t>
-      </w:r>
-      <w:r>
-        <w:t>and</w:t>
-      </w:r>
-      <w:r>
-        <w:rPr>
-          <w:spacing w:val="-2"/>
-        </w:rPr>
-        <w:t xml:space="preserve"> </w:t>
-      </w:r>
-      <w:r>
-        <w:t>helping</w:t>
-      </w:r>
-      <w:r>
-        <w:rPr>
-          <w:spacing w:val="-4"/>
-        </w:rPr>
-        <w:t xml:space="preserve"> </w:t>
-      </w:r>
-      <w:r>
-        <w:t>to</w:t>
-      </w:r>
-      <w:r>
-        <w:rPr>
-          <w:spacing w:val="-1"/>
-        </w:rPr>
-        <w:t xml:space="preserve"> </w:t>
-      </w:r>
-      <w:r>
-        <w:t>investigate</w:t>
-      </w:r>
-      <w:r>
-        <w:rPr>
-          <w:spacing w:val="-3"/>
-        </w:rPr>
-        <w:t xml:space="preserve"> </w:t>
-      </w:r>
-      <w:r>
-        <w:t>the</w:t>
-      </w:r>
-      <w:r>
-        <w:rPr>
-          <w:spacing w:val="-5"/>
-        </w:rPr>
-        <w:t xml:space="preserve"> </w:t>
-      </w:r>
-      <w:r>
-        <w:t>hardware</w:t>
-      </w:r>
-      <w:r>
-        <w:rPr>
-          <w:spacing w:val="-5"/>
-        </w:rPr>
-        <w:t xml:space="preserve"> </w:t>
-      </w:r>
-      <w:r>
-        <w:t>advantages, disadvantages</w:t>
-      </w:r>
-      <w:r>
-        <w:rPr>
-          <w:spacing w:val="-4"/>
-        </w:rPr>
-        <w:t xml:space="preserve"> </w:t>
-      </w:r>
-      <w:r>
-        <w:t>and</w:t>
-      </w:r>
-      <w:r>
-        <w:rPr>
-          <w:spacing w:val="-4"/>
-        </w:rPr>
-        <w:t xml:space="preserve"> </w:t>
-      </w:r>
-      <w:r>
-        <w:t>sustainability</w:t>
-      </w:r>
-      <w:r>
-        <w:rPr>
-          <w:spacing w:val="-2"/>
-        </w:rPr>
-        <w:t xml:space="preserve"> </w:t>
-      </w:r>
-      <w:r>
-        <w:t>of</w:t>
-      </w:r>
-      <w:r>
-        <w:rPr>
-          <w:spacing w:val="-2"/>
-        </w:rPr>
-        <w:t xml:space="preserve"> </w:t>
-      </w:r>
-      <w:r>
-        <w:t>input</w:t>
-      </w:r>
-      <w:r>
-        <w:rPr>
-          <w:spacing w:val="-2"/>
-        </w:rPr>
-        <w:t xml:space="preserve"> </w:t>
-      </w:r>
-      <w:r>
-        <w:t>methods;</w:t>
-      </w:r>
-      <w:r>
-        <w:rPr>
-          <w:spacing w:val="-4"/>
-        </w:rPr>
-        <w:t xml:space="preserve"> </w:t>
-      </w:r>
-      <w:r>
-        <w:t>and</w:t>
-      </w:r>
-      <w:r>
-        <w:rPr>
-          <w:spacing w:val="-4"/>
-        </w:rPr>
-        <w:t xml:space="preserve"> </w:t>
-      </w:r>
-      <w:r>
-        <w:t>looking</w:t>
-      </w:r>
-      <w:r>
-        <w:rPr>
-          <w:spacing w:val="-2"/>
-        </w:rPr>
-        <w:t xml:space="preserve"> </w:t>
-      </w:r>
-      <w:r>
-        <w:t>at</w:t>
-      </w:r>
-      <w:r>
-        <w:rPr>
-          <w:spacing w:val="-2"/>
-        </w:rPr>
-        <w:t xml:space="preserve"> </w:t>
-      </w:r>
-      <w:r>
-        <w:t>how</w:t>
-      </w:r>
-      <w:r>
-        <w:rPr>
-          <w:spacing w:val="-2"/>
-        </w:rPr>
-        <w:t xml:space="preserve"> </w:t>
-      </w:r>
-      <w:r>
-        <w:t>the</w:t>
-      </w:r>
-      <w:r>
-        <w:rPr>
-          <w:spacing w:val="-2"/>
-        </w:rPr>
-        <w:t xml:space="preserve"> </w:t>
-      </w:r>
-      <w:r>
-        <w:t>layout, ergonomics, functionality can influence player experience and immersion</w:t>
-      </w:r>
-      <w:r>
-        <w:t xml:space="preserve"> as well as how it can be beneficial for those who can't use traditional controllers.</w:t>
-      </w:r>
+        <w:t xml:space="preserve"> </w:t>
+      </w:r>
+    </w:p>
+    <w:p>
+      <w:pPr>
+        <w:pStyle w:val="BodyText"/>
+        <w:spacing w:before="147" w:line="278" w:lineRule="auto"/>
+        <w:ind w:right="119"/>
+      </w:pPr>
+      <w:r>
+        <w:t xml:space="preserve">The project will consist of designing and developing a game alongside a custom controller, both which will continually change and improve throughout the development process. This will help explore how hardware design and the game or software can shape the experience with one another. In addition, this report investigates the role of alternative controllers, primarily motion-based controllers. Particularly how they can affect accessibility as well as their potential to broaden participation for players who may not want to or are unable to use </w:t>
+      </w:r>
+      <w:r>
+        <w:t>a</w:t>
+      </w:r>
+      <w:r>
+        <w:t xml:space="preserve"> traditional controller.</w:t>
+      </w:r>
+    </w:p>
+    <w:p>
+      <w:pPr>
+        <w:pStyle w:val="BodyText"/>
+        <w:spacing w:before="147" w:line="278" w:lineRule="auto"/>
+        <w:ind w:right="119"/>
+      </w:pPr>
+      <w:r>
+        <w:t>Furthermore, the report evaluates the hardware advantages and limitations, such as how this may affect performance and sustainability. It also analyzes how factors such as layout, ergonomics, and functionality influence player immersion and overall usability.</w:t>
+      </w:r>
+      <w:r>
+        <w:t xml:space="preserve"> The report will also go into detail about the time and development process of the motion-based input device that was being developed for the project.</w:t>
+      </w:r>
+    </w:p>
+    <w:p>
+      <w:pPr>
+        <w:pStyle w:val="BodyText"/>
+        <w:spacing w:before="147" w:line="278" w:lineRule="auto"/>
+        <w:ind w:right="119"/>
+      </w:pPr>
+      <w:r>
+        <w:t>Finally, the report will also go into detail about the practical development process, including design ideas, planning and time it took. This includes an overview of the tools, materials and technologies used, as well as reflection on the project timeline and the challenges encountered during implementation and providing insight into the integration of hardware and software components and the testing results of the final product.</w:t>
+      </w:r>
+    </w:p>
+    <w:p>
+      <w:pPr>
+        <w:pStyle w:val="BodyText"/>
+        <w:spacing w:before="147" w:line="278" w:lineRule="auto"/>
+        <w:ind w:left="0" w:right="119"/>
+      </w:pPr>
     </w:p>
     <w:p>
       <w:pPr>
@@ -7842,27 +7673,42 @@
           <w:tab w:val="left" w:pos="705"/>
         </w:tabs>
         <w:spacing w:before="152"/>
+        <w:rPr>
+          <w:rFonts w:asciiTheme="minorHAnsi" w:hAnsiTheme="minorHAnsi" w:cstheme="minorHAnsi"/>
+          <w:color w:val="000000" w:themeColor="text1"/>
+          <w:sz w:val="28"/>
+          <w:szCs w:val="28"/>
+        </w:rPr>
       </w:pPr>
       <w:bookmarkStart w:id="2" w:name="_bookmark3"/>
       <w:bookmarkEnd w:id="2"/>
       <w:r>
         <w:rPr>
-          <w:color w:val="0E4660"/>
+          <w:rFonts w:asciiTheme="minorHAnsi" w:hAnsiTheme="minorHAnsi" w:cstheme="minorHAnsi"/>
+          <w:color w:val="000000" w:themeColor="text1"/>
           <w:spacing w:val="-2"/>
+          <w:sz w:val="28"/>
+          <w:szCs w:val="28"/>
         </w:rPr>
         <w:t>Problem</w:t>
       </w:r>
       <w:r>
         <w:rPr>
-          <w:color w:val="0E4660"/>
+          <w:rFonts w:asciiTheme="minorHAnsi" w:hAnsiTheme="minorHAnsi" w:cstheme="minorHAnsi"/>
+          <w:color w:val="000000" w:themeColor="text1"/>
           <w:spacing w:val="-16"/>
-        </w:rPr>
-        <w:t xml:space="preserve"> </w:t>
-      </w:r>
-      <w:r>
-        <w:rPr>
-          <w:color w:val="0E4660"/>
+          <w:sz w:val="28"/>
+          <w:szCs w:val="28"/>
+        </w:rPr>
+        <w:t xml:space="preserve"> </w:t>
+      </w:r>
+      <w:r>
+        <w:rPr>
+          <w:rFonts w:asciiTheme="minorHAnsi" w:hAnsiTheme="minorHAnsi" w:cstheme="minorHAnsi"/>
+          <w:color w:val="000000" w:themeColor="text1"/>
           <w:spacing w:val="-2"/>
+          <w:sz w:val="28"/>
+          <w:szCs w:val="28"/>
         </w:rPr>
         <w:t>Statement</w:t>
       </w:r>
@@ -7895,7 +7741,7 @@
         <w:t>ures like stick drift and require a lot of plastic</w:t>
       </w:r>
       <w:r>
-        <w:t xml:space="preserve">, </w:t>
+        <w:t xml:space="preserve"> and shipping, </w:t>
       </w:r>
       <w:r>
         <w:t xml:space="preserve">which makes them major contributors to environment impact and </w:t>
@@ -7914,6 +7760,155 @@
       </w:r>
       <w:r>
         <w:t xml:space="preserve"> and resources. </w:t>
+      </w:r>
+    </w:p>
+    <w:p>
+      <w:pPr>
+        <w:pStyle w:val="BodyText"/>
+        <w:spacing w:before="147" w:line="278" w:lineRule="auto"/>
+        <w:ind w:right="160"/>
+      </w:pPr>
+      <w:r>
+        <w:br/>
+        <w:t>On the contrary, a lot of</w:t>
+      </w:r>
+      <w:r>
+        <w:t xml:space="preserve"> players find that these alternative game controllers do not actually give them an advantage when playing games or even feel immersed (Thorpe, et al., 2011).</w:t>
+      </w:r>
+      <w:r>
+        <w:t xml:space="preserve"> </w:t>
+      </w:r>
+      <w:r>
+        <w:t>Large corporations developing expensive hardware, due to increased market prices, lose out on a large percentage of players that may not be able to afford them; this leaves them highly susceptible to other 3</w:t>
+      </w:r>
+      <w:proofErr w:type="spellStart"/>
+      <w:r>
+        <w:rPr>
+          <w:position w:val="8"/>
+          <w:sz w:val="16"/>
+        </w:rPr>
+        <w:t>rd</w:t>
+      </w:r>
+      <w:proofErr w:type="spellEnd"/>
+      <w:r>
+        <w:rPr>
+          <w:spacing w:val="30"/>
+          <w:position w:val="8"/>
+          <w:sz w:val="16"/>
+        </w:rPr>
+        <w:t xml:space="preserve"> </w:t>
+      </w:r>
+      <w:r>
+        <w:t xml:space="preserve">party </w:t>
+      </w:r>
+      <w:r>
+        <w:lastRenderedPageBreak/>
+        <w:t>(small to medium sized) companies to develop controllers that can further improve the players’ experience, knowing they are using a controller worth investing in to use long ter</w:t>
+      </w:r>
+      <w:r>
+        <w:t>m and more cost friendly.</w:t>
+      </w:r>
+      <w:r>
+        <w:t xml:space="preserve"> EEG-based technology (another alternative form of game controller particularly connected with virtual reality) has become more popular which means</w:t>
+      </w:r>
+      <w:r>
+        <w:rPr>
+          <w:spacing w:val="-4"/>
+        </w:rPr>
+        <w:t xml:space="preserve"> </w:t>
+      </w:r>
+      <w:r>
+        <w:t>having</w:t>
+      </w:r>
+      <w:r>
+        <w:rPr>
+          <w:spacing w:val="-5"/>
+        </w:rPr>
+        <w:t xml:space="preserve"> </w:t>
+      </w:r>
+      <w:r>
+        <w:t>to</w:t>
+      </w:r>
+      <w:r>
+        <w:rPr>
+          <w:spacing w:val="-4"/>
+        </w:rPr>
+        <w:t xml:space="preserve"> </w:t>
+      </w:r>
+      <w:r>
+        <w:t>meet</w:t>
+      </w:r>
+      <w:r>
+        <w:rPr>
+          <w:spacing w:val="-6"/>
+        </w:rPr>
+        <w:t xml:space="preserve"> </w:t>
+      </w:r>
+      <w:r>
+        <w:t>player</w:t>
+      </w:r>
+      <w:r>
+        <w:rPr>
+          <w:spacing w:val="-4"/>
+        </w:rPr>
+        <w:t xml:space="preserve"> </w:t>
+      </w:r>
+      <w:r>
+        <w:t>demands</w:t>
+      </w:r>
+      <w:r>
+        <w:rPr>
+          <w:spacing w:val="-7"/>
+        </w:rPr>
+        <w:t xml:space="preserve"> </w:t>
+      </w:r>
+      <w:r>
+        <w:t>such</w:t>
+      </w:r>
+      <w:r>
+        <w:rPr>
+          <w:spacing w:val="-8"/>
+        </w:rPr>
+        <w:t xml:space="preserve"> </w:t>
+      </w:r>
+      <w:r>
+        <w:t>as</w:t>
+      </w:r>
+      <w:r>
+        <w:rPr>
+          <w:spacing w:val="-4"/>
+        </w:rPr>
+        <w:t xml:space="preserve"> </w:t>
+      </w:r>
+      <w:r>
+        <w:t>wearability,</w:t>
+      </w:r>
+      <w:r>
+        <w:rPr>
+          <w:spacing w:val="-4"/>
+        </w:rPr>
+        <w:t xml:space="preserve"> </w:t>
+      </w:r>
+      <w:r>
+        <w:t>price,</w:t>
+      </w:r>
+      <w:r>
+        <w:rPr>
+          <w:spacing w:val="-6"/>
+        </w:rPr>
+        <w:t xml:space="preserve"> </w:t>
+      </w:r>
+      <w:r>
+        <w:t>portability</w:t>
+      </w:r>
+      <w:r>
+        <w:rPr>
+          <w:spacing w:val="-4"/>
+        </w:rPr>
+        <w:t xml:space="preserve"> </w:t>
+      </w:r>
+      <w:r>
+        <w:t>and ease of use (Thorpe, et al., 2011).</w:t>
       </w:r>
     </w:p>
     <w:p>
@@ -7929,288 +7924,13 @@
         <w:spacing w:before="147" w:line="278" w:lineRule="auto"/>
         <w:ind w:right="160"/>
       </w:pPr>
-      <w:r>
-        <w:t xml:space="preserve">The </w:t>
-      </w:r>
-      <w:r>
-        <w:t>project's</w:t>
-      </w:r>
-      <w:r>
-        <w:t xml:space="preserve"> aim is to not re-invent input devices but to</w:t>
-      </w:r>
-      <w:r>
-        <w:t xml:space="preserve"> explore the development</w:t>
-      </w:r>
-      <w:r>
-        <w:t xml:space="preserve"> </w:t>
-      </w:r>
-      <w:r>
-        <w:t xml:space="preserve">of alternative game controllers. </w:t>
-      </w:r>
-      <w:r>
-        <w:t>develop, explore and study</w:t>
-      </w:r>
-      <w:r>
-        <w:rPr>
-          <w:spacing w:val="-4"/>
-        </w:rPr>
-        <w:t xml:space="preserve"> </w:t>
-      </w:r>
-      <w:r>
-        <w:t>alternative</w:t>
-      </w:r>
-      <w:r>
-        <w:rPr>
-          <w:spacing w:val="-2"/>
-        </w:rPr>
-        <w:t xml:space="preserve"> </w:t>
-      </w:r>
-      <w:r>
-        <w:t>game</w:t>
-      </w:r>
-      <w:r>
-        <w:rPr>
-          <w:spacing w:val="-4"/>
-        </w:rPr>
-        <w:t xml:space="preserve"> </w:t>
-      </w:r>
-      <w:r>
-        <w:t>controllers</w:t>
-      </w:r>
-      <w:r>
-        <w:rPr>
-          <w:spacing w:val="-2"/>
-        </w:rPr>
-        <w:t xml:space="preserve"> </w:t>
-      </w:r>
-      <w:r>
-        <w:t>and</w:t>
-      </w:r>
-      <w:r>
-        <w:rPr>
-          <w:spacing w:val="-4"/>
-        </w:rPr>
-        <w:t xml:space="preserve"> </w:t>
-      </w:r>
-      <w:r>
-        <w:t>how</w:t>
-      </w:r>
-      <w:r>
-        <w:rPr>
-          <w:spacing w:val="-2"/>
-        </w:rPr>
-        <w:t xml:space="preserve"> </w:t>
-      </w:r>
-      <w:r>
-        <w:t>it</w:t>
-      </w:r>
-      <w:r>
-        <w:rPr>
-          <w:spacing w:val="-3"/>
-        </w:rPr>
-        <w:t xml:space="preserve"> </w:t>
-      </w:r>
-      <w:r>
-        <w:t>will</w:t>
-      </w:r>
-      <w:r>
-        <w:rPr>
-          <w:spacing w:val="-3"/>
-        </w:rPr>
-        <w:t xml:space="preserve"> </w:t>
-      </w:r>
-      <w:r>
-        <w:t>help</w:t>
-      </w:r>
-      <w:r>
-        <w:rPr>
-          <w:spacing w:val="-2"/>
-        </w:rPr>
-        <w:t xml:space="preserve"> </w:t>
-      </w:r>
-      <w:r>
-        <w:t>with</w:t>
-      </w:r>
-      <w:r>
-        <w:rPr>
-          <w:spacing w:val="-1"/>
-        </w:rPr>
-        <w:t xml:space="preserve"> </w:t>
-      </w:r>
-      <w:r>
-        <w:t>the</w:t>
-      </w:r>
-      <w:r>
-        <w:rPr>
-          <w:spacing w:val="-2"/>
-        </w:rPr>
-        <w:t xml:space="preserve"> </w:t>
-      </w:r>
-      <w:r>
-        <w:t>project</w:t>
-      </w:r>
-      <w:r>
-        <w:rPr>
-          <w:spacing w:val="-2"/>
-        </w:rPr>
-        <w:t xml:space="preserve"> </w:t>
-      </w:r>
-      <w:r>
-        <w:t>to</w:t>
-      </w:r>
-      <w:r>
-        <w:rPr>
-          <w:spacing w:val="-3"/>
-        </w:rPr>
-        <w:t xml:space="preserve"> </w:t>
-      </w:r>
-      <w:r>
-        <w:t>produce an alternative game controller that can be more sustainable and cost efficient to develop</w:t>
-      </w:r>
-      <w:r>
-        <w:t xml:space="preserve"> and </w:t>
-      </w:r>
-      <w:r>
-        <w:t xml:space="preserve">educate users </w:t>
-      </w:r>
-      <w:r>
-        <w:t>how there are many other forms of controllers there are</w:t>
-      </w:r>
-      <w:r>
-        <w:t xml:space="preserve"> and not just traditional ones.</w:t>
-      </w:r>
-      <w:r>
-        <w:t xml:space="preserve"> This will help by becoming a more sustainable form of gaming by eliminating any unnecessary materials, shipping cost and resources. Most players find that these alternative game controllers do not actually give them an advantage when playing games or even feel immersed (Thorpe, et al., 2011).</w:t>
-      </w:r>
     </w:p>
     <w:p>
       <w:pPr>
         <w:pStyle w:val="BodyText"/>
-        <w:spacing w:line="278" w:lineRule="auto"/>
+        <w:spacing w:before="147" w:line="278" w:lineRule="auto"/>
         <w:ind w:right="160"/>
       </w:pPr>
-      <w:r>
-        <w:t>Large corporations developing expensive hardware, due to increased market prices, lose out on a large percentage of players that may not be able to afford them; this leaves them highly susceptible to other 3</w:t>
-      </w:r>
-      <w:proofErr w:type="spellStart"/>
-      <w:r>
-        <w:rPr>
-          <w:position w:val="8"/>
-          <w:sz w:val="16"/>
-        </w:rPr>
-        <w:t>rd</w:t>
-      </w:r>
-      <w:proofErr w:type="spellEnd"/>
-      <w:r>
-        <w:rPr>
-          <w:spacing w:val="30"/>
-          <w:position w:val="8"/>
-          <w:sz w:val="16"/>
-        </w:rPr>
-        <w:t xml:space="preserve"> </w:t>
-      </w:r>
-      <w:r>
-        <w:t>party (small to medium sized) companies to develop controllers that can further improve the players’ experience, knowing they are using a controller worth investing in to use long term. EEG-based technology (another alternative form of game controller particularly connected with virtual reality) has become more popular which means</w:t>
-      </w:r>
-      <w:r>
-        <w:rPr>
-          <w:spacing w:val="-4"/>
-        </w:rPr>
-        <w:t xml:space="preserve"> </w:t>
-      </w:r>
-      <w:r>
-        <w:t>having</w:t>
-      </w:r>
-      <w:r>
-        <w:rPr>
-          <w:spacing w:val="-5"/>
-        </w:rPr>
-        <w:t xml:space="preserve"> </w:t>
-      </w:r>
-      <w:r>
-        <w:t>to</w:t>
-      </w:r>
-      <w:r>
-        <w:rPr>
-          <w:spacing w:val="-4"/>
-        </w:rPr>
-        <w:t xml:space="preserve"> </w:t>
-      </w:r>
-      <w:r>
-        <w:t>meet</w:t>
-      </w:r>
-      <w:r>
-        <w:rPr>
-          <w:spacing w:val="-6"/>
-        </w:rPr>
-        <w:t xml:space="preserve"> </w:t>
-      </w:r>
-      <w:r>
-        <w:t>player</w:t>
-      </w:r>
-      <w:r>
-        <w:rPr>
-          <w:spacing w:val="-4"/>
-        </w:rPr>
-        <w:t xml:space="preserve"> </w:t>
-      </w:r>
-      <w:r>
-        <w:t>demands</w:t>
-      </w:r>
-      <w:r>
-        <w:rPr>
-          <w:spacing w:val="-7"/>
-        </w:rPr>
-        <w:t xml:space="preserve"> </w:t>
-      </w:r>
-      <w:r>
-        <w:t>such</w:t>
-      </w:r>
-      <w:r>
-        <w:rPr>
-          <w:spacing w:val="-8"/>
-        </w:rPr>
-        <w:t xml:space="preserve"> </w:t>
-      </w:r>
-      <w:r>
-        <w:t>as</w:t>
-      </w:r>
-      <w:r>
-        <w:rPr>
-          <w:spacing w:val="-4"/>
-        </w:rPr>
-        <w:t xml:space="preserve"> </w:t>
-      </w:r>
-      <w:r>
-        <w:t>wearability,</w:t>
-      </w:r>
-      <w:r>
-        <w:rPr>
-          <w:spacing w:val="-4"/>
-        </w:rPr>
-        <w:t xml:space="preserve"> </w:t>
-      </w:r>
-      <w:r>
-        <w:t>price,</w:t>
-      </w:r>
-      <w:r>
-        <w:rPr>
-          <w:spacing w:val="-6"/>
-        </w:rPr>
-        <w:t xml:space="preserve"> </w:t>
-      </w:r>
-      <w:r>
-        <w:t>portability</w:t>
-      </w:r>
-      <w:r>
-        <w:rPr>
-          <w:spacing w:val="-4"/>
-        </w:rPr>
-        <w:t xml:space="preserve"> </w:t>
-      </w:r>
-      <w:r>
-        <w:t>and ease of use (Thorpe, et al., 2011).</w:t>
-      </w:r>
     </w:p>
     <w:p>
       <w:pPr>
@@ -8289,7 +8009,6 @@
           <w:color w:val="0E4660"/>
           <w:w w:val="105"/>
         </w:rPr>
-        <w:lastRenderedPageBreak/>
         <w:t>Technical</w:t>
       </w:r>
       <w:r>
@@ -9560,7 +9279,7 @@
                     <pic:cNvPicPr/>
                   </pic:nvPicPr>
                   <pic:blipFill>
-                    <a:blip r:embed="rId13" cstate="print"/>
+                    <a:blip r:embed="rId14" cstate="print"/>
                     <a:stretch>
                       <a:fillRect/>
                     </a:stretch>
@@ -14978,7 +14697,7 @@
                           <pic:cNvPicPr/>
                         </pic:nvPicPr>
                         <pic:blipFill>
-                          <a:blip r:embed="rId14" cstate="print"/>
+                          <a:blip r:embed="rId15" cstate="print"/>
                           <a:stretch>
                             <a:fillRect/>
                           </a:stretch>
@@ -21426,7 +21145,7 @@
             <w:pict>
               <v:group w14:anchorId="0363EC84" id="Group 11" o:spid="_x0000_s1026" style="width:431.15pt;height:304.7pt;mso-position-horizontal-relative:char;mso-position-vertical-relative:line" coordsize="54756,38696" o:gfxdata="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">
                 <v:shape id="Image 12" o:spid="_x0000_s1027" type="#_x0000_t75" style="position:absolute;width:54743;height:38694;visibility:visible;mso-wrap-style:square" o:gfxdata="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">
-                  <v:imagedata r:id="rId15" o:title=""/>
+                  <v:imagedata r:id="rId16" o:title=""/>
                 </v:shape>
                 <v:shapetype id="_x0000_t202" coordsize="21600,21600" o:spt="202" path="m,l,21600r21600,l21600,xe">
                   <v:stroke joinstyle="miter"/>
@@ -28736,7 +28455,7 @@
           <w:rFonts w:ascii="Calibri"/>
         </w:rPr>
       </w:pPr>
-      <w:hyperlink r:id="rId16">
+      <w:hyperlink r:id="rId17">
         <w:r>
           <w:rPr>
             <w:rFonts w:ascii="Calibri"/>
@@ -28826,7 +28545,7 @@
         </w:rPr>
         <w:t xml:space="preserve"> </w:t>
       </w:r>
-      <w:hyperlink r:id="rId17">
+      <w:hyperlink r:id="rId18">
         <w:r>
           <w:rPr>
             <w:rFonts w:ascii="Calibri"/>
@@ -28959,7 +28678,7 @@
         </w:rPr>
         <w:t xml:space="preserve">Available at: </w:t>
       </w:r>
-      <w:hyperlink r:id="rId18">
+      <w:hyperlink r:id="rId19">
         <w:r>
           <w:rPr>
             <w:rFonts w:ascii="Calibri"/>
@@ -29278,7 +28997,7 @@
         </w:rPr>
         <w:t xml:space="preserve">Available at: </w:t>
       </w:r>
-      <w:hyperlink r:id="rId19">
+      <w:hyperlink r:id="rId20">
         <w:r>
           <w:rPr>
             <w:rFonts w:ascii="Calibri"/>
@@ -29616,7 +29335,7 @@
         </w:rPr>
         <w:t xml:space="preserve">Available at: </w:t>
       </w:r>
-      <w:hyperlink r:id="rId20">
+      <w:hyperlink r:id="rId21">
         <w:r>
           <w:rPr>
             <w:rFonts w:ascii="Calibri"/>
@@ -29945,7 +29664,6 @@
       <w:lvlJc w:val="left"/>
       <w:pPr>
         <w:ind w:left="703" w:hanging="476"/>
-        <w:jc w:val="left"/>
       </w:pPr>
       <w:rPr>
         <w:rFonts w:hint="default"/>
@@ -29958,7 +29676,6 @@
       <w:lvlJc w:val="left"/>
       <w:pPr>
         <w:ind w:left="703" w:hanging="476"/>
-        <w:jc w:val="left"/>
       </w:pPr>
       <w:rPr>
         <w:rFonts w:hint="default"/>
@@ -30063,7 +29780,6 @@
       <w:lvlJc w:val="left"/>
       <w:pPr>
         <w:ind w:left="840" w:hanging="373"/>
-        <w:jc w:val="left"/>
       </w:pPr>
       <w:rPr>
         <w:rFonts w:hint="default"/>
@@ -30076,7 +29792,6 @@
       <w:lvlJc w:val="left"/>
       <w:pPr>
         <w:ind w:left="840" w:hanging="373"/>
-        <w:jc w:val="left"/>
       </w:pPr>
       <w:rPr>
         <w:rFonts w:ascii="Calibri" w:eastAsia="Calibri" w:hAnsi="Calibri" w:cs="Calibri" w:hint="default"/>
@@ -30187,7 +29902,6 @@
       <w:lvlJc w:val="left"/>
       <w:pPr>
         <w:ind w:left="703" w:hanging="476"/>
-        <w:jc w:val="left"/>
       </w:pPr>
       <w:rPr>
         <w:rFonts w:hint="default"/>
@@ -30200,7 +29914,6 @@
       <w:lvlJc w:val="left"/>
       <w:pPr>
         <w:ind w:left="703" w:hanging="476"/>
-        <w:jc w:val="left"/>
       </w:pPr>
       <w:rPr>
         <w:rFonts w:ascii="Calibri" w:eastAsia="Calibri" w:hAnsi="Calibri" w:cs="Calibri" w:hint="default"/>
@@ -30320,7 +30033,6 @@
       <w:lvlJc w:val="left"/>
       <w:pPr>
         <w:ind w:left="840" w:hanging="373"/>
-        <w:jc w:val="left"/>
       </w:pPr>
       <w:rPr>
         <w:rFonts w:hint="default"/>
@@ -30333,7 +30045,6 @@
       <w:lvlJc w:val="left"/>
       <w:pPr>
         <w:ind w:left="840" w:hanging="373"/>
-        <w:jc w:val="left"/>
       </w:pPr>
       <w:rPr>
         <w:rFonts w:ascii="Calibri" w:eastAsia="Calibri" w:hAnsi="Calibri" w:cs="Calibri" w:hint="default"/>
@@ -30444,7 +30155,6 @@
       <w:lvlJc w:val="left"/>
       <w:pPr>
         <w:ind w:left="840" w:hanging="373"/>
-        <w:jc w:val="left"/>
       </w:pPr>
       <w:rPr>
         <w:rFonts w:hint="default"/>
@@ -30457,7 +30167,6 @@
       <w:lvlJc w:val="left"/>
       <w:pPr>
         <w:ind w:left="840" w:hanging="373"/>
-        <w:jc w:val="left"/>
       </w:pPr>
       <w:rPr>
         <w:rFonts w:ascii="Calibri" w:eastAsia="Calibri" w:hAnsi="Calibri" w:cs="Calibri" w:hint="default"/>
@@ -30560,7 +30269,7 @@
   <w:abstractNum w:abstractNumId="5" w15:restartNumberingAfterBreak="0">
     <w:nsid w:val="357A00AE"/>
     <w:multiLevelType w:val="multilevel"/>
-    <w:tmpl w:val="3300FDEE"/>
+    <w:tmpl w:val="2134425E"/>
     <w:lvl w:ilvl="0">
       <w:start w:val="1"/>
       <w:numFmt w:val="decimal"/>
@@ -30568,7 +30277,6 @@
       <w:lvlJc w:val="left"/>
       <w:pPr>
         <w:ind w:left="705" w:hanging="478"/>
-        <w:jc w:val="left"/>
       </w:pPr>
       <w:rPr>
         <w:rFonts w:hint="default"/>
@@ -30581,19 +30289,19 @@
       <w:lvlJc w:val="left"/>
       <w:pPr>
         <w:ind w:left="705" w:hanging="478"/>
-        <w:jc w:val="left"/>
       </w:pPr>
       <w:rPr>
-        <w:rFonts w:ascii="Calibri" w:eastAsia="Calibri" w:hAnsi="Calibri" w:cs="Calibri" w:hint="default"/>
+        <w:rFonts w:asciiTheme="minorHAnsi" w:eastAsia="Calibri" w:hAnsiTheme="minorHAnsi" w:cstheme="minorHAnsi" w:hint="default"/>
         <w:b w:val="0"/>
         <w:bCs w:val="0"/>
         <w:i w:val="0"/>
         <w:iCs w:val="0"/>
-        <w:color w:val="0E4660"/>
+        <w:color w:val="000000" w:themeColor="text1"/>
         <w:spacing w:val="0"/>
         <w:w w:val="101"/>
-        <w:sz w:val="32"/>
-        <w:szCs w:val="32"/>
+        <w:sz w:val="28"/>
+        <w:szCs w:val="28"/>
+        <w:u w:val="none"/>
         <w:lang w:val="en-US" w:eastAsia="en-US" w:bidi="ar-SA"/>
       </w:rPr>
     </w:lvl>
@@ -30693,7 +30401,6 @@
       <w:lvlJc w:val="left"/>
       <w:pPr>
         <w:ind w:left="705" w:hanging="478"/>
-        <w:jc w:val="left"/>
       </w:pPr>
       <w:rPr>
         <w:rFonts w:hint="default"/>
@@ -30706,7 +30413,6 @@
       <w:lvlJc w:val="left"/>
       <w:pPr>
         <w:ind w:left="705" w:hanging="478"/>
-        <w:jc w:val="left"/>
       </w:pPr>
       <w:rPr>
         <w:rFonts w:ascii="Calibri" w:eastAsia="Calibri" w:hAnsi="Calibri" w:cs="Calibri" w:hint="default"/>
@@ -30826,7 +30532,6 @@
       <w:lvlJc w:val="left"/>
       <w:pPr>
         <w:ind w:left="840" w:hanging="373"/>
-        <w:jc w:val="left"/>
       </w:pPr>
       <w:rPr>
         <w:rFonts w:hint="default"/>
@@ -30950,7 +30655,6 @@
       <w:lvlJc w:val="left"/>
       <w:pPr>
         <w:ind w:left="840" w:hanging="373"/>
-        <w:jc w:val="left"/>
       </w:pPr>
       <w:rPr>
         <w:rFonts w:hint="default"/>
@@ -30963,7 +30667,6 @@
       <w:lvlJc w:val="left"/>
       <w:pPr>
         <w:ind w:left="840" w:hanging="373"/>
-        <w:jc w:val="left"/>
       </w:pPr>
       <w:rPr>
         <w:rFonts w:ascii="Calibri" w:eastAsia="Calibri" w:hAnsi="Calibri" w:cs="Calibri" w:hint="default"/>
@@ -31074,7 +30777,6 @@
       <w:lvlJc w:val="left"/>
       <w:pPr>
         <w:ind w:left="705" w:hanging="478"/>
-        <w:jc w:val="left"/>
       </w:pPr>
       <w:rPr>
         <w:rFonts w:hint="default"/>
@@ -31087,7 +30789,6 @@
       <w:lvlJc w:val="left"/>
       <w:pPr>
         <w:ind w:left="705" w:hanging="478"/>
-        <w:jc w:val="left"/>
       </w:pPr>
       <w:rPr>
         <w:rFonts w:ascii="Calibri" w:eastAsia="Calibri" w:hAnsi="Calibri" w:cs="Calibri" w:hint="default"/>
@@ -32112,4 +31813,16 @@
   <a:objectDefaults/>
   <a:extraClrSchemeLst/>
 </a:theme>
+</file>
+
+<file path=customXml/item1.xml><?xml version="1.0" encoding="utf-8"?>
+<b:Sources xmlns:b="http://schemas.openxmlformats.org/officeDocument/2006/bibliography" xmlns="http://schemas.openxmlformats.org/officeDocument/2006/bibliography" SelectedStyle="\HarvardAnglia2008OfficeOnline.xsl" StyleName="Harvard - Anglia" Version="2008"/>
+</file>
+
+<file path=customXml/itemProps1.xml><?xml version="1.0" encoding="utf-8"?>
+<ds:datastoreItem xmlns:ds="http://schemas.openxmlformats.org/officeDocument/2006/customXml" ds:itemID="{3BE8EC3B-8FF6-40A9-9194-C53C73C60BD9}">
+  <ds:schemaRefs>
+    <ds:schemaRef ds:uri="http://schemas.openxmlformats.org/officeDocument/2006/bibliography"/>
+  </ds:schemaRefs>
+</ds:datastoreItem>
 </file>